--- a/docs/00-contexto-e-escopo.docx
+++ b/docs/00-contexto-e-escopo.docx
@@ -26,7 +26,7 @@
       <w:pPr>
         <w:spacing w:after="120" w:line="276"/>
       </w:pPr>
-      <w:hyperlink w:history="1" r:id="rIdjplsqpqw1s9s6eg8mfhbl">
+      <w:hyperlink w:history="1" r:id="rIdu7vzsmm8ztucidm8xskvi">
         <w:r>
           <w:rPr>
             <w:color w:val="2E75B6"/>
@@ -50,20 +50,61 @@
         <w:spacing w:after="120" w:line="276"/>
       </w:pPr>
       <w:r>
-        <w:t xml:space="preserve">Detectar ataques com um SIEM não é "ligar e esperar o alerta". A maior parte do esforço está
-em </w:t>
-      </w:r>
-      <w:r>
-        <w:rPr>
-          <w:b/>
-          <w:bCs/>
-        </w:rPr>
-        <w:t xml:space="preserve">engenharia de detecção</w:t>
-      </w:r>
-      <w:r>
-        <w:t xml:space="preserve">: entender qual evento registra a técnica, escrever uma regra
-que case exatamente esse evento e separar o sinal do ruído. Este estudo documenta esse
-trabalho para cinco técnicas comuns, usando o Wazuh.</w:t>
+        <w:t xml:space="preserve">Operar um SIEM corporativo não se resume a instalá-lo. O valor está em </w:t>
+      </w:r>
+      <w:r>
+        <w:rPr>
+          <w:b/>
+          <w:bCs/>
+        </w:rPr>
+        <w:t xml:space="preserve">engenharia de
+detecção</w:t>
+      </w:r>
+      <w:r>
+        <w:t xml:space="preserve"> (entender qual evento registra cada técnica e escrever regras que de fato
+disparem), em </w:t>
+      </w:r>
+      <w:r>
+        <w:rPr>
+          <w:b/>
+          <w:bCs/>
+        </w:rPr>
+        <w:t xml:space="preserve">resposta</w:t>
+      </w:r>
+      <w:r>
+        <w:t xml:space="preserve"> (conter o incidente a partir do próprio SIEM) e em </w:t>
+      </w:r>
+      <w:r>
+        <w:rPr>
+          <w:b/>
+          <w:bCs/>
+        </w:rPr>
+        <w:t xml:space="preserve">redução de
+superfície</w:t>
+      </w:r>
+      <w:r>
+        <w:t xml:space="preserve"> (vulnerabilidades e hardening). Este estudo documenta esse ciclo completo sobre
+uma stack open source, usando o Wazuh como núcleo.</w:t>
+      </w:r>
+    </w:p>
+    <w:p>
+      <w:pPr>
+        <w:spacing w:after="120" w:line="276"/>
+      </w:pPr>
+      <w:r>
+        <w:t xml:space="preserve">A escolha por open source é deliberada: demonstra que é possível montar capacidade de
+detecção e resposta de nível corporativo com </w:t>
+      </w:r>
+      <w:r>
+        <w:rPr>
+          <w:b/>
+          <w:bCs/>
+        </w:rPr>
+        <w:t xml:space="preserve">custo de licença próximo de zero</w:t>
+      </w:r>
+      <w:r>
+        <w:t xml:space="preserve">, à custa de
+engenharia própria — que é justamente o objeto desta pesquisa.</w:t>
       </w:r>
     </w:p>
     <w:p>
@@ -87,7 +128,8 @@
         <w:t xml:space="preserve">1. </w:t>
       </w:r>
       <w:r>
-        <w:t xml:space="preserve">Qual evento (e qual campo) registra cada técnica no Windows/Sysmon?</w:t>
+        <w:t xml:space="preserve">Que arquitetura mínima reproduz um ambiente corporativo realista e isolado para estudar
+detecção?</w:t>
       </w:r>
     </w:p>
     <w:p>
@@ -102,8 +144,7 @@
         <w:t xml:space="preserve">2. </w:t>
       </w:r>
       <w:r>
-        <w:t xml:space="preserve">Como ancorar a regra para que ela realmente dispare, em vez de ser engolida por uma regra
-genérica de nível baixo?</w:t>
+        <w:t xml:space="preserve">Quais fontes de telemetria registram cada tática do MITRE ATT&amp;CK, e com quais limitações?</w:t>
       </w:r>
     </w:p>
     <w:p>
@@ -118,8 +159,49 @@
         <w:t xml:space="preserve">3. </w:t>
       </w:r>
       <w:r>
-        <w:t xml:space="preserve">Quais limitações de telemetria (campos ausentes, canais que não populam certos dados)
-mudam a estratégia de detecção e de resposta?</w:t>
+        <w:t xml:space="preserve">Como escrever regras </w:t>
+      </w:r>
+      <w:r>
+        <w:rPr>
+          <w:b/>
+          <w:bCs/>
+        </w:rPr>
+        <w:t xml:space="preserve">confiáveis</w:t>
+      </w:r>
+      <w:r>
+        <w:t xml:space="preserve"> — que disparem no evento certo, no nível certo, sem
+serem engolidas por regras genéricas?</w:t>
+      </w:r>
+    </w:p>
+    <w:p>
+      <w:pPr>
+        <w:spacing w:after="40" w:line="264"/>
+      </w:pPr>
+      <w:r>
+        <w:rPr>
+          <w:b/>
+          <w:bCs/>
+        </w:rPr>
+        <w:t xml:space="preserve">4. </w:t>
+      </w:r>
+      <w:r>
+        <w:t xml:space="preserve">Que respostas automatizadas são viáveis a partir do próprio SIEM, e quando cada uma se
+aplica?</w:t>
+      </w:r>
+    </w:p>
+    <w:p>
+      <w:pPr>
+        <w:spacing w:after="40" w:line="264"/>
+      </w:pPr>
+      <w:r>
+        <w:rPr>
+          <w:b/>
+          <w:bCs/>
+        </w:rPr>
+        <w:t xml:space="preserve">5. </w:t>
+      </w:r>
+      <w:r>
+        <w:t xml:space="preserve">Como fechar o ciclo com gestão de vulnerabilidades e hardening, e como medir maturidade?</w:t>
       </w:r>
     </w:p>
     <w:p>
@@ -133,7 +215,7 @@
         <w:spacing w:after="80" w:before="240"/>
       </w:pPr>
       <w:r>
-        <w:t xml:space="preserve">Técnicas estudadas (MITRE ATT&amp;CK)</w:t>
+        <w:t xml:space="preserve">Os cinco pilares (escopo)</w:t>
       </w:r>
     </w:p>
     <w:tbl>
@@ -149,10 +231,8 @@
         </w:tblBorders>
       </w:tblPr>
       <w:tblGrid>
-        <w:gridCol w:w="2410"/>
-        <w:gridCol w:w="2410"/>
-        <w:gridCol w:w="2410"/>
-        <w:gridCol w:w="2410"/>
+        <w:gridCol w:w="4819"/>
+        <w:gridCol w:w="4819"/>
       </w:tblGrid>
       <w:tr>
         <w:trPr>
@@ -175,7 +255,7 @@
                 <w:bCs/>
                 <w:color w:val="FFFFFF"/>
               </w:rPr>
-              <w:t xml:space="preserve">#</w:t>
+              <w:t xml:space="preserve">Pilar</w:t>
             </w:r>
           </w:p>
         </w:tc>
@@ -196,49 +276,7 @@
                 <w:bCs/>
                 <w:color w:val="FFFFFF"/>
               </w:rPr>
-              <w:t xml:space="preserve">Técnica</w:t>
-            </w:r>
-          </w:p>
-        </w:tc>
-        <w:tc>
-          <w:tcPr>
-            <w:shd w:fill="1F4E79" w:val="clear"/>
-            <w:tcMar>
-              <w:top w:type="dxa" w:w="60"/>
-              <w:left w:type="dxa" w:w="80"/>
-              <w:bottom w:type="dxa" w:w="60"/>
-              <w:right w:type="dxa" w:w="80"/>
-            </w:tcMar>
-          </w:tcPr>
-          <w:p>
-            <w:r>
-              <w:rPr>
-                <w:b/>
-                <w:bCs/>
-                <w:color w:val="FFFFFF"/>
-              </w:rPr>
-              <w:t xml:space="preserve">ID</w:t>
-            </w:r>
-          </w:p>
-        </w:tc>
-        <w:tc>
-          <w:tcPr>
-            <w:shd w:fill="1F4E79" w:val="clear"/>
-            <w:tcMar>
-              <w:top w:type="dxa" w:w="60"/>
-              <w:left w:type="dxa" w:w="80"/>
-              <w:bottom w:type="dxa" w:w="60"/>
-              <w:right w:type="dxa" w:w="80"/>
-            </w:tcMar>
-          </w:tcPr>
-          <w:p>
-            <w:r>
-              <w:rPr>
-                <w:b/>
-                <w:bCs/>
-                <w:color w:val="FFFFFF"/>
-              </w:rPr>
-              <w:t xml:space="preserve">Por que importa</w:t>
+              <w:t xml:space="preserve">O que o estudo cobre</w:t>
             </w:r>
           </w:p>
         </w:tc>
@@ -255,7 +293,7 @@
           </w:tcPr>
           <w:p>
             <w:r>
-              <w:t xml:space="preserve">01</w:t>
+              <w:t xml:space="preserve">Telemetria</w:t>
             </w:r>
           </w:p>
         </w:tc>
@@ -270,37 +308,7 @@
           </w:tcPr>
           <w:p>
             <w:r>
-              <w:t xml:space="preserve">Brute force de logon</w:t>
-            </w:r>
-          </w:p>
-        </w:tc>
-        <w:tc>
-          <w:tcPr>
-            <w:tcMar>
-              <w:top w:type="dxa" w:w="50"/>
-              <w:left w:type="dxa" w:w="80"/>
-              <w:bottom w:type="dxa" w:w="50"/>
-              <w:right w:type="dxa" w:w="80"/>
-            </w:tcMar>
-          </w:tcPr>
-          <w:p>
-            <w:r>
-              <w:t xml:space="preserve">T1110</w:t>
-            </w:r>
-          </w:p>
-        </w:tc>
-        <w:tc>
-          <w:tcPr>
-            <w:tcMar>
-              <w:top w:type="dxa" w:w="50"/>
-              <w:left w:type="dxa" w:w="80"/>
-              <w:bottom w:type="dxa" w:w="50"/>
-              <w:right w:type="dxa" w:w="80"/>
-            </w:tcMar>
-          </w:tcPr>
-          <w:p>
-            <w:r>
-              <w:t xml:space="preserve">Porta de entrada clássica; alto volume, fácil de confundir com erro legítimo</w:t>
+              <w:t xml:space="preserve">Sysmon (EIDs de processo/rede/registro/LSASS), canais Security/System, Windows Defender, auditd (Linux), logs web (nginx), FIM</w:t>
             </w:r>
           </w:p>
         </w:tc>
@@ -318,7 +326,7 @@
           </w:tcPr>
           <w:p>
             <w:r>
-              <w:t xml:space="preserve">02</w:t>
+              <w:t xml:space="preserve">Detecção</w:t>
             </w:r>
           </w:p>
         </w:tc>
@@ -334,39 +342,7 @@
           </w:tcPr>
           <w:p>
             <w:r>
-              <w:t xml:space="preserve">Kerberoasting</w:t>
-            </w:r>
-          </w:p>
-        </w:tc>
-        <w:tc>
-          <w:tcPr>
-            <w:shd w:fill="EEF3F9" w:val="clear"/>
-            <w:tcMar>
-              <w:top w:type="dxa" w:w="50"/>
-              <w:left w:type="dxa" w:w="80"/>
-              <w:bottom w:type="dxa" w:w="50"/>
-              <w:right w:type="dxa" w:w="80"/>
-            </w:tcMar>
-          </w:tcPr>
-          <w:p>
-            <w:r>
-              <w:t xml:space="preserve">T1558.003</w:t>
-            </w:r>
-          </w:p>
-        </w:tc>
-        <w:tc>
-          <w:tcPr>
-            <w:shd w:fill="EEF3F9" w:val="clear"/>
-            <w:tcMar>
-              <w:top w:type="dxa" w:w="50"/>
-              <w:left w:type="dxa" w:w="80"/>
-              <w:bottom w:type="dxa" w:w="50"/>
-              <w:right w:type="dxa" w:w="80"/>
-            </w:tcMar>
-          </w:tcPr>
-          <w:p>
-            <w:r>
-              <w:t xml:space="preserve">Abuso de SPN com cifra fraca; indicador sutil (RC4 em 4769)</w:t>
+              <w:t xml:space="preserve">Regras locais, decoders, correlação, ancoragem no ruleset, mapeamento MITRE</w:t>
             </w:r>
           </w:p>
         </w:tc>
@@ -383,7 +359,7 @@
           </w:tcPr>
           <w:p>
             <w:r>
-              <w:t xml:space="preserve">03</w:t>
+              <w:t xml:space="preserve">Resposta</w:t>
             </w:r>
           </w:p>
         </w:tc>
@@ -398,37 +374,18 @@
           </w:tcPr>
           <w:p>
             <w:r>
-              <w:t xml:space="preserve">Persistência por serviço</w:t>
+              <w:t xml:space="preserve">Active Response (</w:t>
             </w:r>
-          </w:p>
-        </w:tc>
-        <w:tc>
-          <w:tcPr>
-            <w:tcMar>
-              <w:top w:type="dxa" w:w="50"/>
-              <w:left w:type="dxa" w:w="80"/>
-              <w:bottom w:type="dxa" w:w="50"/>
-              <w:right w:type="dxa" w:w="80"/>
-            </w:tcMar>
-          </w:tcPr>
-          <w:p>
             <w:r>
-              <w:t xml:space="preserve">T1543.003</w:t>
+              <w:rPr>
+                <w:rFonts w:ascii="Consolas" w:cs="Consolas" w:eastAsia="Consolas" w:hAnsi="Consolas"/>
+                <w:color w:val="9A2D2D"/>
+                <w:shd w:fill="F2F4F7" w:val="clear"/>
+              </w:rPr>
+              <w:t xml:space="preserve">firewall-drop</w:t>
             </w:r>
-          </w:p>
-        </w:tc>
-        <w:tc>
-          <w:tcPr>
-            <w:tcMar>
-              <w:top w:type="dxa" w:w="50"/>
-              <w:left w:type="dxa" w:w="80"/>
-              <w:bottom w:type="dxa" w:w="50"/>
-              <w:right w:type="dxa" w:w="80"/>
-            </w:tcMar>
-          </w:tcPr>
-          <w:p>
             <w:r>
-              <w:t xml:space="preserve">Mecanismo durável e comum de persistência</w:t>
+              <w:t xml:space="preserve">), lockout de conta via GPO, contenção</w:t>
             </w:r>
           </w:p>
         </w:tc>
@@ -446,7 +403,7 @@
           </w:tcPr>
           <w:p>
             <w:r>
-              <w:t xml:space="preserve">04</w:t>
+              <w:t xml:space="preserve">Vulnerabilidades</w:t>
             </w:r>
           </w:p>
         </w:tc>
@@ -462,39 +419,7 @@
           </w:tcPr>
           <w:p>
             <w:r>
-              <w:t xml:space="preserve">Exfiltração por rede</w:t>
-            </w:r>
-          </w:p>
-        </w:tc>
-        <w:tc>
-          <w:tcPr>
-            <w:shd w:fill="EEF3F9" w:val="clear"/>
-            <w:tcMar>
-              <w:top w:type="dxa" w:w="50"/>
-              <w:left w:type="dxa" w:w="80"/>
-              <w:bottom w:type="dxa" w:w="50"/>
-              <w:right w:type="dxa" w:w="80"/>
-            </w:tcMar>
-          </w:tcPr>
-          <w:p>
-            <w:r>
-              <w:t xml:space="preserve">T1041 / T1048</w:t>
-            </w:r>
-          </w:p>
-        </w:tc>
-        <w:tc>
-          <w:tcPr>
-            <w:shd w:fill="EEF3F9" w:val="clear"/>
-            <w:tcMar>
-              <w:top w:type="dxa" w:w="50"/>
-              <w:left w:type="dxa" w:w="80"/>
-              <w:bottom w:type="dxa" w:w="50"/>
-              <w:right w:type="dxa" w:w="80"/>
-            </w:tcMar>
-          </w:tcPr>
-          <w:p>
-            <w:r>
-              <w:t xml:space="preserve">Saída de dados para host externo; exige telemetria de rede</w:t>
+              <w:t xml:space="preserve">Detecção de CVEs por inventário + patch em massa (Chocolatey via Active Response)</w:t>
             </w:r>
           </w:p>
         </w:tc>
@@ -511,7 +436,7 @@
           </w:tcPr>
           <w:p>
             <w:r>
-              <w:t xml:space="preserve">05</w:t>
+              <w:t xml:space="preserve">Validação</w:t>
             </w:r>
           </w:p>
         </w:tc>
@@ -526,37 +451,7 @@
           </w:tcPr>
           <w:p>
             <w:r>
-              <w:t xml:space="preserve">Sabotagem anti-forense</w:t>
-            </w:r>
-          </w:p>
-        </w:tc>
-        <w:tc>
-          <w:tcPr>
-            <w:tcMar>
-              <w:top w:type="dxa" w:w="50"/>
-              <w:left w:type="dxa" w:w="80"/>
-              <w:bottom w:type="dxa" w:w="50"/>
-              <w:right w:type="dxa" w:w="80"/>
-            </w:tcMar>
-          </w:tcPr>
-          <w:p>
-            <w:r>
-              <w:t xml:space="preserve">T1562.001</w:t>
-            </w:r>
-          </w:p>
-        </w:tc>
-        <w:tc>
-          <w:tcPr>
-            <w:tcMar>
-              <w:top w:type="dxa" w:w="50"/>
-              <w:left w:type="dxa" w:w="80"/>
-              <w:bottom w:type="dxa" w:w="50"/>
-              <w:right w:type="dxa" w:w="80"/>
-            </w:tcMar>
-          </w:tcPr>
-          <w:p>
-            <w:r>
-              <w:t xml:space="preserve">Desabilitar serviços de defesa para cegar o SOC</w:t>
+              <w:t xml:space="preserve">Ataques controlados (purple team) que provam cada detecção com evidência</w:t>
             </w:r>
           </w:p>
         </w:tc>
@@ -573,7 +468,83 @@
         <w:spacing w:after="80" w:before="240"/>
       </w:pPr>
       <w:r>
-        <w:t xml:space="preserve">Ambiente de referência</w:t>
+        <w:t xml:space="preserve">O que está fora do escopo</w:t>
+      </w:r>
+    </w:p>
+    <w:p>
+      <w:pPr>
+        <w:pStyle w:val="ListParagraph"/>
+        <w:numPr>
+          <w:ilvl w:val="0"/>
+          <w:numId w:val="1"/>
+        </w:numPr>
+        <w:spacing w:after="40" w:line="264"/>
+      </w:pPr>
+      <w:r>
+        <w:rPr>
+          <w:b/>
+          <w:bCs/>
+        </w:rPr>
+        <w:t xml:space="preserve">Provisionamento/instalação passo a passo</w:t>
+      </w:r>
+      <w:r>
+        <w:t xml:space="preserve"> — o interesse é a operação e a detecção, não
+o build da infraestrutura.</w:t>
+      </w:r>
+    </w:p>
+    <w:p>
+      <w:pPr>
+        <w:pStyle w:val="ListParagraph"/>
+        <w:numPr>
+          <w:ilvl w:val="0"/>
+          <w:numId w:val="1"/>
+        </w:numPr>
+        <w:spacing w:after="40" w:line="264"/>
+      </w:pPr>
+      <w:r>
+        <w:rPr>
+          <w:b/>
+          <w:bCs/>
+        </w:rPr>
+        <w:t xml:space="preserve">Escala de produção</w:t>
+      </w:r>
+      <w:r>
+        <w:t xml:space="preserve"> (cluster de Indexers, alta disponibilidade) — citada como evolução,
+não executada.</w:t>
+      </w:r>
+    </w:p>
+    <w:p>
+      <w:pPr>
+        <w:pStyle w:val="ListParagraph"/>
+        <w:numPr>
+          <w:ilvl w:val="0"/>
+          <w:numId w:val="1"/>
+        </w:numPr>
+        <w:spacing w:after="40" w:line="264"/>
+      </w:pPr>
+      <w:r>
+        <w:rPr>
+          <w:b/>
+          <w:bCs/>
+        </w:rPr>
+        <w:t xml:space="preserve">Enriquecimento externo</w:t>
+      </w:r>
+      <w:r>
+        <w:t xml:space="preserve"> (threat intel comercial) — tratado no roadmap.</w:t>
+      </w:r>
+    </w:p>
+    <w:p>
+      <w:pPr>
+        <w:spacing w:after="60"/>
+      </w:pPr>
+    </w:p>
+    <w:p>
+      <w:pPr>
+        <w:pStyle w:val="Heading1"/>
+        <w:spacing w:after="80" w:before="240"/>
+      </w:pPr>
+      <w:r>
+        <w:t xml:space="preserve">Fases do estudo</w:t>
       </w:r>
     </w:p>
     <w:p>
@@ -581,314 +552,88 @@
         <w:spacing w:after="120" w:line="276"/>
       </w:pPr>
       <w:r>
-        <w:t xml:space="preserve">O estudo assume um ambiente mínimo e isolado — suficiente para gerar a telemetria das cinco
-técnicas, sem a complexidade de uma rede corporativa inteira.</w:t>
-      </w:r>
-    </w:p>
-    <w:tbl>
-      <w:tblPr>
-        <w:tblW w:type="pct" w:w="5000"/>
-        <w:tblBorders>
-          <w:top w:val="single" w:color="auto" w:sz="4"/>
-          <w:left w:val="single" w:color="auto" w:sz="4"/>
-          <w:bottom w:val="single" w:color="auto" w:sz="4"/>
-          <w:right w:val="single" w:color="auto" w:sz="4"/>
-          <w:insideH w:val="single" w:color="auto" w:sz="4"/>
-          <w:insideV w:val="single" w:color="auto" w:sz="4"/>
-        </w:tblBorders>
-      </w:tblPr>
-      <w:tblGrid>
-        <w:gridCol w:w="3213"/>
-        <w:gridCol w:w="3213"/>
-        <w:gridCol w:w="3213"/>
-      </w:tblGrid>
-      <w:tr>
-        <w:trPr>
-          <w:tblHeader/>
-        </w:trPr>
-        <w:tc>
-          <w:tcPr>
-            <w:shd w:fill="1F4E79" w:val="clear"/>
-            <w:tcMar>
-              <w:top w:type="dxa" w:w="60"/>
-              <w:left w:type="dxa" w:w="80"/>
-              <w:bottom w:type="dxa" w:w="60"/>
-              <w:right w:type="dxa" w:w="80"/>
-            </w:tcMar>
-          </w:tcPr>
-          <w:p>
-            <w:r>
-              <w:rPr>
-                <w:b/>
-                <w:bCs/>
-                <w:color w:val="FFFFFF"/>
-              </w:rPr>
-              <w:t xml:space="preserve">Host</w:t>
-            </w:r>
-          </w:p>
-        </w:tc>
-        <w:tc>
-          <w:tcPr>
-            <w:shd w:fill="1F4E79" w:val="clear"/>
-            <w:tcMar>
-              <w:top w:type="dxa" w:w="60"/>
-              <w:left w:type="dxa" w:w="80"/>
-              <w:bottom w:type="dxa" w:w="60"/>
-              <w:right w:type="dxa" w:w="80"/>
-            </w:tcMar>
-          </w:tcPr>
-          <w:p>
-            <w:r>
-              <w:rPr>
-                <w:b/>
-                <w:bCs/>
-                <w:color w:val="FFFFFF"/>
-              </w:rPr>
-              <w:t xml:space="preserve">IP</w:t>
-            </w:r>
-          </w:p>
-        </w:tc>
-        <w:tc>
-          <w:tcPr>
-            <w:shd w:fill="1F4E79" w:val="clear"/>
-            <w:tcMar>
-              <w:top w:type="dxa" w:w="60"/>
-              <w:left w:type="dxa" w:w="80"/>
-              <w:bottom w:type="dxa" w:w="60"/>
-              <w:right w:type="dxa" w:w="80"/>
-            </w:tcMar>
-          </w:tcPr>
-          <w:p>
-            <w:r>
-              <w:rPr>
-                <w:b/>
-                <w:bCs/>
-                <w:color w:val="FFFFFF"/>
-              </w:rPr>
-              <w:t xml:space="preserve">Papel</w:t>
-            </w:r>
-          </w:p>
-        </w:tc>
-      </w:tr>
-      <w:tr>
-        <w:tc>
-          <w:tcPr>
-            <w:tcMar>
-              <w:top w:type="dxa" w:w="50"/>
-              <w:left w:type="dxa" w:w="80"/>
-              <w:bottom w:type="dxa" w:w="50"/>
-              <w:right w:type="dxa" w:w="80"/>
-            </w:tcMar>
-          </w:tcPr>
-          <w:p>
-            <w:r>
-              <w:t xml:space="preserve">wazuh</w:t>
-            </w:r>
-          </w:p>
-        </w:tc>
-        <w:tc>
-          <w:tcPr>
-            <w:tcMar>
-              <w:top w:type="dxa" w:w="50"/>
-              <w:left w:type="dxa" w:w="80"/>
-              <w:bottom w:type="dxa" w:w="50"/>
-              <w:right w:type="dxa" w:w="80"/>
-            </w:tcMar>
-          </w:tcPr>
-          <w:p>
-            <w:r>
-              <w:t xml:space="preserve">10.20.0.10</w:t>
-            </w:r>
-          </w:p>
-        </w:tc>
-        <w:tc>
-          <w:tcPr>
-            <w:tcMar>
-              <w:top w:type="dxa" w:w="50"/>
-              <w:left w:type="dxa" w:w="80"/>
-              <w:bottom w:type="dxa" w:w="50"/>
-              <w:right w:type="dxa" w:w="80"/>
-            </w:tcMar>
-          </w:tcPr>
-          <w:p>
-            <w:r>
-              <w:t xml:space="preserve">Wazuh all-in-one (Manager + Indexer + Dashboard)</w:t>
-            </w:r>
-          </w:p>
-        </w:tc>
-      </w:tr>
-      <w:tr>
-        <w:tc>
-          <w:tcPr>
-            <w:shd w:fill="EEF3F9" w:val="clear"/>
-            <w:tcMar>
-              <w:top w:type="dxa" w:w="50"/>
-              <w:left w:type="dxa" w:w="80"/>
-              <w:bottom w:type="dxa" w:w="50"/>
-              <w:right w:type="dxa" w:w="80"/>
-            </w:tcMar>
-          </w:tcPr>
-          <w:p>
-            <w:r>
-              <w:t xml:space="preserve">dc01</w:t>
-            </w:r>
-          </w:p>
-        </w:tc>
-        <w:tc>
-          <w:tcPr>
-            <w:shd w:fill="EEF3F9" w:val="clear"/>
-            <w:tcMar>
-              <w:top w:type="dxa" w:w="50"/>
-              <w:left w:type="dxa" w:w="80"/>
-              <w:bottom w:type="dxa" w:w="50"/>
-              <w:right w:type="dxa" w:w="80"/>
-            </w:tcMar>
-          </w:tcPr>
-          <w:p>
-            <w:r>
-              <w:t xml:space="preserve">10.20.0.5</w:t>
-            </w:r>
-          </w:p>
-        </w:tc>
-        <w:tc>
-          <w:tcPr>
-            <w:shd w:fill="EEF3F9" w:val="clear"/>
-            <w:tcMar>
-              <w:top w:type="dxa" w:w="50"/>
-              <w:left w:type="dxa" w:w="80"/>
-              <w:bottom w:type="dxa" w:w="50"/>
-              <w:right w:type="dxa" w:w="80"/>
-            </w:tcMar>
-          </w:tcPr>
-          <w:p>
-            <w:r>
-              <w:t xml:space="preserve">Domínio </w:t>
-            </w:r>
-            <w:r>
-              <w:rPr>
-                <w:rFonts w:ascii="Consolas" w:cs="Consolas" w:eastAsia="Consolas" w:hAnsi="Consolas"/>
-                <w:color w:val="9A2D2D"/>
-                <w:shd w:fill="F2F4F7" w:val="clear"/>
-              </w:rPr>
-              <w:t xml:space="preserve">corp.tibbers.lab</w:t>
-            </w:r>
-            <w:r>
-              <w:t xml:space="preserve"> (AD/DNS) e endpoint monitorado (Sysmon)</w:t>
-            </w:r>
-          </w:p>
-        </w:tc>
-      </w:tr>
-      <w:tr>
-        <w:tc>
-          <w:tcPr>
-            <w:tcMar>
-              <w:top w:type="dxa" w:w="50"/>
-              <w:left w:type="dxa" w:w="80"/>
-              <w:bottom w:type="dxa" w:w="50"/>
-              <w:right w:type="dxa" w:w="80"/>
-            </w:tcMar>
-          </w:tcPr>
-          <w:p>
-            <w:r>
-              <w:t xml:space="preserve">atacante</w:t>
-            </w:r>
-          </w:p>
-        </w:tc>
-        <w:tc>
-          <w:tcPr>
-            <w:tcMar>
-              <w:top w:type="dxa" w:w="50"/>
-              <w:left w:type="dxa" w:w="80"/>
-              <w:bottom w:type="dxa" w:w="50"/>
-              <w:right w:type="dxa" w:w="80"/>
-            </w:tcMar>
-          </w:tcPr>
-          <w:p>
-            <w:r>
-              <w:t xml:space="preserve">10.20.0.50</w:t>
-            </w:r>
-          </w:p>
-        </w:tc>
-        <w:tc>
-          <w:tcPr>
-            <w:tcMar>
-              <w:top w:type="dxa" w:w="50"/>
-              <w:left w:type="dxa" w:w="80"/>
-              <w:bottom w:type="dxa" w:w="50"/>
-              <w:right w:type="dxa" w:w="80"/>
-            </w:tcMar>
-          </w:tcPr>
-          <w:p>
-            <w:r>
-              <w:t xml:space="preserve">Estação ofensiva, usada só para gerar a telemetria de ataque</w:t>
-            </w:r>
-          </w:p>
-        </w:tc>
-      </w:tr>
-    </w:tbl>
-    <w:p>
-      <w:pPr>
-        <w:spacing w:after="120"/>
+        <w:t xml:space="preserve">O material acompanha a maturação de um SOC em três fases, da base à detecção avançada:</w:t>
+      </w:r>
+    </w:p>
+    <w:p>
+      <w:pPr>
+        <w:spacing w:after="40" w:line="264"/>
+      </w:pPr>
+      <w:r>
+        <w:rPr>
+          <w:b/>
+          <w:bCs/>
+        </w:rPr>
+        <w:t xml:space="preserve">1. </w:t>
+      </w:r>
+      <w:r>
+        <w:rPr>
+          <w:b/>
+          <w:bCs/>
+        </w:rPr>
+        <w:t xml:space="preserve">Fundamentos e saúde do pipeline</w:t>
+      </w:r>
+      <w:r>
+        <w:t xml:space="preserve"> — a telemetria precisa estar íntegra antes de detectar
+qualquer coisa (agente online, enrollment, logs chegando, Sysmon emitindo, sem flood).</w:t>
+      </w:r>
+    </w:p>
+    <w:p>
+      <w:pPr>
+        <w:spacing w:after="40" w:line="264"/>
+      </w:pPr>
+      <w:r>
+        <w:rPr>
+          <w:b/>
+          <w:bCs/>
+        </w:rPr>
+        <w:t xml:space="preserve">2. </w:t>
+      </w:r>
+      <w:r>
+        <w:rPr>
+          <w:b/>
+          <w:bCs/>
+        </w:rPr>
+        <w:t xml:space="preserve">Detecção de ataques</w:t>
+      </w:r>
+      <w:r>
+        <w:t xml:space="preserve"> — técnicas ofensivas comuns (brute force, Kerberoasting, dumping,
+web, malware) e suas detecções.</w:t>
+      </w:r>
+    </w:p>
+    <w:p>
+      <w:pPr>
+        <w:spacing w:after="40" w:line="264"/>
+      </w:pPr>
+      <w:r>
+        <w:rPr>
+          <w:b/>
+          <w:bCs/>
+        </w:rPr>
+        <w:t xml:space="preserve">3. </w:t>
+      </w:r>
+      <w:r>
+        <w:rPr>
+          <w:b/>
+          <w:bCs/>
+        </w:rPr>
+        <w:t xml:space="preserve">Detecção avançada e evasão</w:t>
+      </w:r>
+      <w:r>
+        <w:t xml:space="preserve"> — persistência, exfiltração, anti-forense e as técnicas que
+tentam cegar o SOC.</w:t>
+      </w:r>
+    </w:p>
+    <w:p>
+      <w:pPr>
+        <w:spacing w:after="60"/>
       </w:pPr>
     </w:p>
     <w:p>
       <w:pPr>
         <w:spacing w:after="120" w:line="276"/>
       </w:pPr>
-      <w:r>
-        <w:t xml:space="preserve">Rede isolada </w:t>
-      </w:r>
-      <w:r>
-        <w:rPr>
-          <w:rFonts w:ascii="Consolas" w:cs="Consolas" w:eastAsia="Consolas" w:hAnsi="Consolas"/>
-          <w:color w:val="9A2D2D"/>
-          <w:shd w:fill="F2F4F7" w:val="clear"/>
-        </w:rPr>
-        <w:t xml:space="preserve">10.20.0.0/24</w:t>
-      </w:r>
-      <w:r>
-        <w:t xml:space="preserve">, sem bridge com a rede física. Contas são fictícias: usuário de
-domínio </w:t>
-      </w:r>
-      <w:r>
-        <w:rPr>
-          <w:rFonts w:ascii="Consolas" w:cs="Consolas" w:eastAsia="Consolas" w:hAnsi="Consolas"/>
-          <w:color w:val="9A2D2D"/>
-          <w:shd w:fill="F2F4F7" w:val="clear"/>
-        </w:rPr>
-        <w:t xml:space="preserve">jdoe</w:t>
-      </w:r>
-      <w:r>
-        <w:t xml:space="preserve"> e conta de serviço </w:t>
-      </w:r>
-      <w:r>
-        <w:rPr>
-          <w:rFonts w:ascii="Consolas" w:cs="Consolas" w:eastAsia="Consolas" w:hAnsi="Consolas"/>
-          <w:color w:val="9A2D2D"/>
-          <w:shd w:fill="F2F4F7" w:val="clear"/>
-        </w:rPr>
-        <w:t xml:space="preserve">svc_app</w:t>
-      </w:r>
-      <w:r>
-        <w:t xml:space="preserve"> (com SPN, necessária para o cenário de
-Kerberoasting).</w:t>
-      </w:r>
-    </w:p>
-    <w:p>
-      <w:pPr>
-        <w:pBdr>
-          <w:left w:val="single" w:color="2E75B6" w:sz="18" w:space="8"/>
-        </w:pBdr>
-        <w:shd w:fill="F4F8FC" w:val="clear"/>
-        <w:spacing w:after="60" w:before="60"/>
-        <w:ind w:left="240"/>
-      </w:pPr>
-    </w:p>
-    <w:p>
-      <w:pPr>
-        <w:spacing w:after="120" w:line="276"/>
-      </w:pPr>
-      <w:hyperlink w:history="1" r:id="rId7ljla6dkr4yrbhqemf2nt">
+      <w:hyperlink w:history="1" r:id="rIdvhbnbcqwyssloyej00ce0">
         <w:r>
           <w:rPr>
             <w:color w:val="2E75B6"/>
@@ -900,13 +645,13 @@
       <w:r>
         <w:t xml:space="preserve"> · </w:t>
       </w:r>
-      <w:hyperlink w:history="1" r:id="rId0la6_-2agjhohw89mxoxj">
+      <w:hyperlink w:history="1" r:id="rIdfxhrwgw4tlcueuis11qwb">
         <w:r>
           <w:rPr>
             <w:color w:val="2E75B6"/>
             <w:u w:val="single"/>
           </w:rPr>
-          <w:t xml:space="preserve">Metodologia ▶</w:t>
+          <w:t xml:space="preserve">Ambiente de referência ▶</w:t>
         </w:r>
       </w:hyperlink>
     </w:p>
